--- a/info_parser_from_docx/information/Zink.docx
+++ b/info_parser_from_docx/information/Zink.docx
@@ -34,292 +34,970 @@
           <w:sz w:val="24"/>
           <w:szCs w:val="24"/>
         </w:rPr>
-        <w:t>Bedarf 8 mg</w:t>
-      </w:r>
-    </w:p>
-    <w:p>
-      <w:pPr>
-        <w:rPr>
-          <w:rFonts w:ascii="Arial" w:hAnsi="Arial" w:cs="Arial"/>
-          <w:sz w:val="24"/>
-          <w:szCs w:val="24"/>
-        </w:rPr>
-      </w:pPr>
-      <w:r>
-        <w:rPr>
-          <w:rFonts w:ascii="Arial" w:hAnsi="Arial" w:cs="Arial"/>
-          <w:sz w:val="24"/>
-          <w:szCs w:val="24"/>
-        </w:rPr>
-        <w:t>Täglich abgedeckt 7,17 mg</w:t>
-      </w:r>
-    </w:p>
-    <w:p>
-      <w:pPr>
-        <w:rPr>
-          <w:rFonts w:ascii="Arial" w:hAnsi="Arial" w:cs="Arial"/>
-          <w:sz w:val="24"/>
-          <w:szCs w:val="24"/>
-        </w:rPr>
-      </w:pPr>
-    </w:p>
-    <w:p>
-      <w:pPr>
-        <w:rPr>
-          <w:rFonts w:ascii="Arial" w:hAnsi="Arial" w:cs="Arial"/>
-          <w:sz w:val="24"/>
-          <w:szCs w:val="24"/>
-          <w:lang w:val="en-GB"/>
-        </w:rPr>
-      </w:pPr>
-      <w:r>
-        <w:rPr>
-          <w:rFonts w:ascii="Arial" w:hAnsi="Arial" w:cs="Arial"/>
-          <w:sz w:val="24"/>
-          <w:szCs w:val="24"/>
-          <w:lang w:val="en-GB"/>
-        </w:rPr>
-        <w:t xml:space="preserve">Banane 100 g </w:t>
-      </w:r>
-      <w:r>
-        <w:rPr>
-          <w:rFonts w:ascii="Arial" w:hAnsi="Arial" w:cs="Arial"/>
-          <w:sz w:val="24"/>
-          <w:szCs w:val="24"/>
-          <w:lang w:val="en-GB"/>
+        <w:t>Bedarf</w:t>
+      </w:r>
+      <w:r>
+        <w:rPr>
+          <w:rFonts w:ascii="Arial" w:hAnsi="Arial" w:cs="Arial"/>
+          <w:sz w:val="24"/>
+          <w:szCs w:val="24"/>
+        </w:rPr>
+        <w:t xml:space="preserve">: 10 </w:t>
+      </w:r>
+      <w:r>
+        <w:rPr>
+          <w:rFonts w:ascii="Arial" w:hAnsi="Arial" w:cs="Arial"/>
+          <w:sz w:val="24"/>
+          <w:szCs w:val="24"/>
+        </w:rPr>
+        <w:t>mg</w:t>
+      </w:r>
+    </w:p>
+    <w:p>
+      <w:pPr>
+        <w:rPr>
+          <w:rFonts w:ascii="Arial" w:hAnsi="Arial" w:cs="Arial"/>
+          <w:sz w:val="24"/>
+          <w:szCs w:val="24"/>
+        </w:rPr>
+      </w:pPr>
+    </w:p>
+    <w:p>
+      <w:pPr>
+        <w:rPr>
+          <w:rFonts w:ascii="Arial" w:hAnsi="Arial" w:cs="Arial"/>
+          <w:sz w:val="24"/>
+          <w:szCs w:val="24"/>
+        </w:rPr>
+      </w:pPr>
+      <w:r>
+        <w:rPr>
+          <w:rFonts w:ascii="Arial" w:hAnsi="Arial" w:cs="Arial"/>
+          <w:sz w:val="24"/>
+          <w:szCs w:val="24"/>
+        </w:rPr>
+        <w:t xml:space="preserve">Honigmelone 100 g </w:t>
+      </w:r>
+      <w:r>
+        <w:rPr>
+          <w:rFonts w:ascii="Arial" w:hAnsi="Arial" w:cs="Arial"/>
+          <w:sz w:val="24"/>
+          <w:szCs w:val="24"/>
+        </w:rPr>
+        <w:t>0,1 mg</w:t>
+      </w:r>
+    </w:p>
+    <w:p>
+      <w:pPr>
+        <w:rPr>
+          <w:rFonts w:ascii="Arial" w:hAnsi="Arial" w:cs="Arial"/>
+          <w:sz w:val="24"/>
+          <w:szCs w:val="24"/>
+        </w:rPr>
+      </w:pPr>
+      <w:proofErr w:type="spellStart"/>
+      <w:r>
+        <w:rPr>
+          <w:rFonts w:ascii="Arial" w:hAnsi="Arial" w:cs="Arial"/>
+          <w:sz w:val="24"/>
+          <w:szCs w:val="24"/>
+        </w:rPr>
+        <w:t>Parboiledreisgegart</w:t>
+      </w:r>
+      <w:proofErr w:type="spellEnd"/>
+      <w:r>
+        <w:rPr>
+          <w:rFonts w:ascii="Arial" w:hAnsi="Arial" w:cs="Arial"/>
+          <w:sz w:val="24"/>
+          <w:szCs w:val="24"/>
+        </w:rPr>
+        <w:t xml:space="preserve"> 360 g</w:t>
+      </w:r>
+      <w:r>
+        <w:rPr>
+          <w:rFonts w:ascii="Arial" w:hAnsi="Arial" w:cs="Arial"/>
+          <w:sz w:val="24"/>
+          <w:szCs w:val="24"/>
+        </w:rPr>
+        <w:t xml:space="preserve"> 2,2 mg</w:t>
+      </w:r>
+    </w:p>
+    <w:p>
+      <w:pPr>
+        <w:rPr>
+          <w:rFonts w:ascii="Arial" w:hAnsi="Arial" w:cs="Arial"/>
+          <w:sz w:val="24"/>
+          <w:szCs w:val="24"/>
+        </w:rPr>
+      </w:pPr>
+      <w:r>
+        <w:rPr>
+          <w:rFonts w:ascii="Arial" w:hAnsi="Arial" w:cs="Arial"/>
+          <w:sz w:val="24"/>
+          <w:szCs w:val="24"/>
+        </w:rPr>
+        <w:t>Haferflocken 15 g</w:t>
+      </w:r>
+      <w:r>
+        <w:rPr>
+          <w:rFonts w:ascii="Arial" w:hAnsi="Arial" w:cs="Arial"/>
+          <w:sz w:val="24"/>
+          <w:szCs w:val="24"/>
+        </w:rPr>
+        <w:t xml:space="preserve"> 0,54 mg</w:t>
+      </w:r>
+    </w:p>
+    <w:p>
+      <w:pPr>
+        <w:rPr>
+          <w:rFonts w:ascii="Arial" w:hAnsi="Arial" w:cs="Arial"/>
+          <w:sz w:val="24"/>
+          <w:szCs w:val="24"/>
+        </w:rPr>
+      </w:pPr>
+      <w:r>
+        <w:rPr>
+          <w:rFonts w:ascii="Arial" w:hAnsi="Arial" w:cs="Arial"/>
+          <w:sz w:val="24"/>
+          <w:szCs w:val="24"/>
+        </w:rPr>
+        <w:t xml:space="preserve">Butterkäse 36 g </w:t>
+      </w:r>
+      <w:r>
+        <w:rPr>
+          <w:rFonts w:ascii="Arial" w:hAnsi="Arial" w:cs="Arial"/>
+          <w:sz w:val="24"/>
+          <w:szCs w:val="24"/>
+        </w:rPr>
+        <w:t>1,44 mg</w:t>
+      </w:r>
+    </w:p>
+    <w:p>
+      <w:pPr>
+        <w:rPr>
+          <w:rFonts w:ascii="Arial" w:hAnsi="Arial" w:cs="Arial"/>
+          <w:sz w:val="24"/>
+          <w:szCs w:val="24"/>
+        </w:rPr>
+      </w:pPr>
+      <w:r>
+        <w:rPr>
+          <w:rFonts w:ascii="Arial" w:hAnsi="Arial" w:cs="Arial"/>
+          <w:sz w:val="24"/>
+          <w:szCs w:val="24"/>
+        </w:rPr>
+        <w:t xml:space="preserve">Butter 10 g </w:t>
+      </w:r>
+      <w:r>
+        <w:rPr>
+          <w:rFonts w:ascii="Arial" w:hAnsi="Arial" w:cs="Arial"/>
+          <w:sz w:val="24"/>
+          <w:szCs w:val="24"/>
+        </w:rPr>
+        <w:t>0 mg</w:t>
+      </w:r>
+    </w:p>
+    <w:p>
+      <w:pPr>
+        <w:rPr>
+          <w:rFonts w:ascii="Arial" w:hAnsi="Arial" w:cs="Arial"/>
+          <w:sz w:val="24"/>
+          <w:szCs w:val="24"/>
+        </w:rPr>
+      </w:pPr>
+      <w:proofErr w:type="spellStart"/>
+      <w:r>
+        <w:rPr>
+          <w:rFonts w:ascii="Arial" w:hAnsi="Arial" w:cs="Arial"/>
+          <w:sz w:val="24"/>
+          <w:szCs w:val="24"/>
+        </w:rPr>
+        <w:t>Brokkoligegart</w:t>
+      </w:r>
+      <w:proofErr w:type="spellEnd"/>
+      <w:r>
+        <w:rPr>
+          <w:rFonts w:ascii="Arial" w:hAnsi="Arial" w:cs="Arial"/>
+          <w:sz w:val="24"/>
+          <w:szCs w:val="24"/>
+        </w:rPr>
+        <w:t xml:space="preserve"> 100 g </w:t>
+      </w:r>
+      <w:r>
+        <w:rPr>
+          <w:rFonts w:ascii="Arial" w:hAnsi="Arial" w:cs="Arial"/>
+          <w:sz w:val="24"/>
+          <w:szCs w:val="24"/>
+        </w:rPr>
+        <w:t>0,61 mg</w:t>
+      </w:r>
+    </w:p>
+    <w:p>
+      <w:pPr>
+        <w:rPr>
+          <w:rFonts w:ascii="Arial" w:hAnsi="Arial" w:cs="Arial"/>
+          <w:sz w:val="24"/>
+          <w:szCs w:val="24"/>
+        </w:rPr>
+      </w:pPr>
+      <w:r>
+        <w:rPr>
+          <w:rFonts w:ascii="Arial" w:hAnsi="Arial" w:cs="Arial"/>
+          <w:sz w:val="24"/>
+          <w:szCs w:val="24"/>
+        </w:rPr>
+        <w:t xml:space="preserve">Blumenkohlgegart 100 g </w:t>
+      </w:r>
+      <w:r>
+        <w:rPr>
+          <w:rFonts w:ascii="Arial" w:hAnsi="Arial" w:cs="Arial"/>
+          <w:sz w:val="24"/>
+          <w:szCs w:val="24"/>
+        </w:rPr>
+        <w:t>0,26 mg</w:t>
+      </w:r>
+    </w:p>
+    <w:p>
+      <w:pPr>
+        <w:rPr>
+          <w:rFonts w:ascii="Arial" w:hAnsi="Arial" w:cs="Arial"/>
+          <w:sz w:val="24"/>
+          <w:szCs w:val="24"/>
+        </w:rPr>
+      </w:pPr>
+      <w:proofErr w:type="spellStart"/>
+      <w:r>
+        <w:rPr>
+          <w:rFonts w:ascii="Arial" w:hAnsi="Arial" w:cs="Arial"/>
+          <w:sz w:val="24"/>
+          <w:szCs w:val="24"/>
+        </w:rPr>
+        <w:t>Möhregegart</w:t>
+      </w:r>
+      <w:proofErr w:type="spellEnd"/>
+      <w:r>
+        <w:rPr>
+          <w:rFonts w:ascii="Arial" w:hAnsi="Arial" w:cs="Arial"/>
+          <w:sz w:val="24"/>
+          <w:szCs w:val="24"/>
+        </w:rPr>
+        <w:t xml:space="preserve"> 100 g </w:t>
+      </w:r>
+      <w:r>
+        <w:rPr>
+          <w:rFonts w:ascii="Arial" w:hAnsi="Arial" w:cs="Arial"/>
+          <w:sz w:val="24"/>
+          <w:szCs w:val="24"/>
+        </w:rPr>
+        <w:t>0,23 mg</w:t>
+      </w:r>
+    </w:p>
+    <w:p>
+      <w:pPr>
+        <w:rPr>
+          <w:rFonts w:ascii="Arial" w:hAnsi="Arial" w:cs="Arial"/>
+          <w:sz w:val="24"/>
+          <w:szCs w:val="24"/>
+        </w:rPr>
+      </w:pPr>
+      <w:proofErr w:type="spellStart"/>
+      <w:r>
+        <w:rPr>
+          <w:rFonts w:ascii="Arial" w:hAnsi="Arial" w:cs="Arial"/>
+          <w:sz w:val="24"/>
+          <w:szCs w:val="24"/>
+        </w:rPr>
+        <w:t>Pastinake</w:t>
+      </w:r>
+      <w:r>
+        <w:rPr>
+          <w:rFonts w:ascii="Arial" w:hAnsi="Arial" w:cs="Arial"/>
+          <w:kern w:val="0"/>
+          <w:sz w:val="24"/>
+          <w:szCs w:val="24"/>
+          <w14:ligatures w14:val="none"/>
+        </w:rPr>
+        <w:t>gegart</w:t>
+      </w:r>
+      <w:proofErr w:type="spellEnd"/>
+      <w:r>
+        <w:rPr>
+          <w:rFonts w:ascii="Arial" w:hAnsi="Arial" w:cs="Arial"/>
+          <w:sz w:val="24"/>
+          <w:szCs w:val="24"/>
+        </w:rPr>
+        <w:t xml:space="preserve"> 100 g </w:t>
+      </w:r>
+      <w:r>
+        <w:rPr>
+          <w:rFonts w:ascii="Arial" w:hAnsi="Arial" w:cs="Arial"/>
+          <w:sz w:val="24"/>
+          <w:szCs w:val="24"/>
+        </w:rPr>
+        <w:t>0,72 mg</w:t>
+      </w:r>
+    </w:p>
+    <w:p>
+      <w:pPr>
+        <w:rPr>
+          <w:rFonts w:ascii="Arial" w:hAnsi="Arial" w:cs="Arial"/>
+          <w:sz w:val="24"/>
+          <w:szCs w:val="24"/>
+        </w:rPr>
+      </w:pPr>
+      <w:proofErr w:type="spellStart"/>
+      <w:r>
+        <w:rPr>
+          <w:rFonts w:ascii="Arial" w:hAnsi="Arial" w:cs="Arial"/>
+          <w:sz w:val="24"/>
+          <w:szCs w:val="24"/>
+        </w:rPr>
+        <w:t>Hokkaidokürbis</w:t>
+      </w:r>
+      <w:r>
+        <w:rPr>
+          <w:rFonts w:ascii="Arial" w:hAnsi="Arial" w:cs="Arial"/>
+          <w:kern w:val="0"/>
+          <w:sz w:val="24"/>
+          <w:szCs w:val="24"/>
+          <w14:ligatures w14:val="none"/>
+        </w:rPr>
+        <w:t>gegart</w:t>
+      </w:r>
+      <w:proofErr w:type="spellEnd"/>
+      <w:r>
+        <w:rPr>
+          <w:rFonts w:ascii="Arial" w:hAnsi="Arial" w:cs="Arial"/>
+          <w:sz w:val="24"/>
+          <w:szCs w:val="24"/>
+        </w:rPr>
+        <w:t xml:space="preserve"> 100 g </w:t>
+      </w:r>
+      <w:r>
+        <w:rPr>
+          <w:rFonts w:ascii="Arial" w:hAnsi="Arial" w:cs="Arial"/>
+          <w:sz w:val="24"/>
+          <w:szCs w:val="24"/>
+        </w:rPr>
+        <w:t>0,1 mg</w:t>
+      </w:r>
+    </w:p>
+    <w:p>
+      <w:pPr>
+        <w:rPr>
+          <w:rFonts w:ascii="Arial" w:hAnsi="Arial" w:cs="Arial"/>
+          <w:sz w:val="24"/>
+          <w:szCs w:val="24"/>
+        </w:rPr>
+      </w:pPr>
+      <w:r>
+        <w:rPr>
+          <w:rFonts w:ascii="Arial" w:hAnsi="Arial" w:cs="Arial"/>
+          <w:sz w:val="24"/>
+          <w:szCs w:val="24"/>
+        </w:rPr>
+        <w:t>Eisbergsalat</w:t>
+      </w:r>
+      <w:r>
+        <w:rPr>
+          <w:rFonts w:ascii="Arial" w:hAnsi="Arial" w:cs="Arial"/>
+          <w:kern w:val="0"/>
+          <w:sz w:val="24"/>
+          <w:szCs w:val="24"/>
+          <w14:ligatures w14:val="none"/>
+        </w:rPr>
+        <w:t>gegart</w:t>
+      </w:r>
+      <w:r>
+        <w:rPr>
+          <w:rFonts w:ascii="Arial" w:hAnsi="Arial" w:cs="Arial"/>
+          <w:sz w:val="24"/>
+          <w:szCs w:val="24"/>
+        </w:rPr>
+        <w:t xml:space="preserve"> 50 g </w:t>
+      </w:r>
+      <w:r>
+        <w:rPr>
+          <w:rFonts w:ascii="Arial" w:hAnsi="Arial" w:cs="Arial"/>
+          <w:sz w:val="24"/>
+          <w:szCs w:val="24"/>
+        </w:rPr>
+        <w:t>0,11 mg</w:t>
+      </w:r>
+    </w:p>
+    <w:p>
+      <w:pPr>
+        <w:rPr>
+          <w:rFonts w:ascii="Arial" w:hAnsi="Arial" w:cs="Arial"/>
+          <w:sz w:val="24"/>
+          <w:szCs w:val="24"/>
+        </w:rPr>
+      </w:pPr>
+      <w:r>
+        <w:rPr>
+          <w:rFonts w:ascii="Arial" w:hAnsi="Arial" w:cs="Arial"/>
+          <w:sz w:val="24"/>
+          <w:szCs w:val="24"/>
+        </w:rPr>
+        <w:t>Süßkartoffel</w:t>
+      </w:r>
+      <w:r>
+        <w:rPr>
+          <w:rFonts w:ascii="Arial" w:hAnsi="Arial" w:cs="Arial"/>
+          <w:kern w:val="0"/>
+          <w:sz w:val="24"/>
+          <w:szCs w:val="24"/>
+          <w14:ligatures w14:val="none"/>
+        </w:rPr>
+        <w:t>gegart</w:t>
+      </w:r>
+      <w:r>
+        <w:rPr>
+          <w:rFonts w:ascii="Arial" w:hAnsi="Arial" w:cs="Arial"/>
+          <w:sz w:val="24"/>
+          <w:szCs w:val="24"/>
+        </w:rPr>
+        <w:t xml:space="preserve"> 100 g</w:t>
+      </w:r>
+      <w:r>
+        <w:rPr>
+          <w:rFonts w:ascii="Arial" w:hAnsi="Arial" w:cs="Arial"/>
+          <w:sz w:val="24"/>
+          <w:szCs w:val="24"/>
+        </w:rPr>
+        <w:t xml:space="preserve"> 0,22 mg</w:t>
+      </w:r>
+    </w:p>
+    <w:p>
+      <w:pPr>
+        <w:rPr>
+          <w:rFonts w:ascii="Arial" w:hAnsi="Arial" w:cs="Arial"/>
+          <w:sz w:val="24"/>
+          <w:szCs w:val="24"/>
+        </w:rPr>
+      </w:pPr>
+      <w:r>
+        <w:rPr>
+          <w:rFonts w:ascii="Arial" w:hAnsi="Arial" w:cs="Arial"/>
+          <w:sz w:val="24"/>
+          <w:szCs w:val="24"/>
+        </w:rPr>
+        <w:t>Rapsöl 5 g</w:t>
+      </w:r>
+      <w:r>
+        <w:rPr>
+          <w:rFonts w:ascii="Arial" w:hAnsi="Arial" w:cs="Arial"/>
+          <w:sz w:val="24"/>
+          <w:szCs w:val="24"/>
+        </w:rPr>
+        <w:t xml:space="preserve"> 0 mg</w:t>
+      </w:r>
+    </w:p>
+    <w:p>
+      <w:pPr>
+        <w:rPr>
+          <w:rFonts w:ascii="Arial" w:hAnsi="Arial" w:cs="Arial"/>
+          <w:sz w:val="24"/>
+          <w:szCs w:val="24"/>
+        </w:rPr>
+      </w:pPr>
+      <w:r>
+        <w:rPr>
+          <w:rFonts w:ascii="Arial" w:hAnsi="Arial" w:cs="Arial"/>
+          <w:sz w:val="24"/>
+          <w:szCs w:val="24"/>
+        </w:rPr>
+        <w:t>Olivenöl 5 g</w:t>
+      </w:r>
+      <w:r>
+        <w:rPr>
+          <w:rFonts w:ascii="Arial" w:hAnsi="Arial" w:cs="Arial"/>
+          <w:sz w:val="24"/>
+          <w:szCs w:val="24"/>
+        </w:rPr>
+        <w:t xml:space="preserve"> 0 mg</w:t>
+      </w:r>
+    </w:p>
+    <w:p>
+      <w:pPr>
+        <w:rPr>
+          <w:rFonts w:ascii="Arial" w:hAnsi="Arial" w:cs="Arial"/>
+          <w:sz w:val="24"/>
+          <w:szCs w:val="24"/>
+        </w:rPr>
+      </w:pPr>
+      <w:r>
+        <w:rPr>
+          <w:rFonts w:ascii="Arial" w:hAnsi="Arial" w:cs="Arial"/>
+          <w:sz w:val="24"/>
+          <w:szCs w:val="24"/>
+        </w:rPr>
+        <w:t>Hirse</w:t>
+      </w:r>
+      <w:r>
+        <w:rPr>
+          <w:rFonts w:ascii="Arial" w:hAnsi="Arial" w:cs="Arial"/>
+          <w:kern w:val="0"/>
+          <w:sz w:val="24"/>
+          <w:szCs w:val="24"/>
+          <w14:ligatures w14:val="none"/>
+        </w:rPr>
+        <w:t>gegart</w:t>
+      </w:r>
+      <w:r>
+        <w:rPr>
+          <w:rFonts w:ascii="Arial" w:hAnsi="Arial" w:cs="Arial"/>
+          <w:sz w:val="24"/>
+          <w:szCs w:val="24"/>
+        </w:rPr>
+        <w:t xml:space="preserve"> 400</w:t>
+      </w:r>
+      <w:r>
+        <w:rPr>
+          <w:rFonts w:ascii="Arial" w:hAnsi="Arial" w:cs="Arial"/>
+          <w:sz w:val="24"/>
+          <w:szCs w:val="24"/>
+        </w:rPr>
+        <w:t xml:space="preserve"> </w:t>
+      </w:r>
+      <w:r>
+        <w:rPr>
+          <w:rFonts w:ascii="Arial" w:hAnsi="Arial" w:cs="Arial"/>
+          <w:sz w:val="24"/>
+          <w:szCs w:val="24"/>
+        </w:rPr>
+        <w:t>g</w:t>
+      </w:r>
+      <w:r>
+        <w:rPr>
+          <w:rFonts w:ascii="Arial" w:hAnsi="Arial" w:cs="Arial"/>
+          <w:sz w:val="24"/>
+          <w:szCs w:val="24"/>
+        </w:rPr>
+        <w:t xml:space="preserve"> 4,11 mg</w:t>
+      </w:r>
+    </w:p>
+    <w:p>
+      <w:pPr>
+        <w:rPr>
+          <w:rFonts w:ascii="Arial" w:hAnsi="Arial" w:cs="Arial"/>
+          <w:sz w:val="24"/>
+          <w:szCs w:val="24"/>
+        </w:rPr>
+      </w:pPr>
+      <w:proofErr w:type="spellStart"/>
+      <w:r>
+        <w:rPr>
+          <w:rFonts w:ascii="Arial" w:hAnsi="Arial" w:cs="Arial"/>
+          <w:sz w:val="24"/>
+          <w:szCs w:val="24"/>
+        </w:rPr>
+        <w:t>Quino</w:t>
+      </w:r>
+      <w:r>
+        <w:rPr>
+          <w:rFonts w:ascii="Arial" w:hAnsi="Arial" w:cs="Arial"/>
+          <w:sz w:val="24"/>
+          <w:szCs w:val="24"/>
+        </w:rPr>
+        <w:t>a</w:t>
+      </w:r>
+      <w:r>
+        <w:rPr>
+          <w:rFonts w:ascii="Arial" w:hAnsi="Arial" w:cs="Arial"/>
+          <w:kern w:val="0"/>
+          <w:sz w:val="24"/>
+          <w:szCs w:val="24"/>
+          <w14:ligatures w14:val="none"/>
+        </w:rPr>
+        <w:t>gegart</w:t>
+      </w:r>
+      <w:proofErr w:type="spellEnd"/>
+      <w:r>
+        <w:rPr>
+          <w:rFonts w:ascii="Arial" w:hAnsi="Arial" w:cs="Arial"/>
+          <w:sz w:val="24"/>
+          <w:szCs w:val="24"/>
+        </w:rPr>
+        <w:t xml:space="preserve"> 390 g 4,59 mg</w:t>
+      </w:r>
+    </w:p>
+    <w:p>
+      <w:pPr>
+        <w:rPr>
+          <w:rFonts w:ascii="Arial" w:hAnsi="Arial" w:cs="Arial"/>
+          <w:sz w:val="24"/>
+          <w:szCs w:val="24"/>
+        </w:rPr>
+      </w:pPr>
+      <w:proofErr w:type="spellStart"/>
+      <w:r>
+        <w:rPr>
+          <w:rFonts w:ascii="Arial" w:hAnsi="Arial" w:cs="Arial"/>
+          <w:sz w:val="24"/>
+          <w:szCs w:val="24"/>
+        </w:rPr>
+        <w:t>Kartoffeln</w:t>
+      </w:r>
+      <w:r>
+        <w:rPr>
+          <w:rFonts w:ascii="Arial" w:hAnsi="Arial" w:cs="Arial"/>
+          <w:kern w:val="0"/>
+          <w:sz w:val="24"/>
+          <w:szCs w:val="24"/>
+          <w14:ligatures w14:val="none"/>
+        </w:rPr>
+        <w:t>gegart</w:t>
+      </w:r>
+      <w:proofErr w:type="spellEnd"/>
+      <w:r>
+        <w:rPr>
+          <w:rFonts w:ascii="Arial" w:hAnsi="Arial" w:cs="Arial"/>
+          <w:sz w:val="24"/>
+          <w:szCs w:val="24"/>
+        </w:rPr>
+        <w:t xml:space="preserve"> 400</w:t>
+      </w:r>
+      <w:r>
+        <w:rPr>
+          <w:rFonts w:ascii="Arial" w:hAnsi="Arial" w:cs="Arial"/>
+          <w:sz w:val="24"/>
+          <w:szCs w:val="24"/>
+        </w:rPr>
+        <w:t xml:space="preserve"> g 1,62 mg</w:t>
+      </w:r>
+      <w:r>
+        <w:rPr>
+          <w:rFonts w:ascii="Arial" w:hAnsi="Arial" w:cs="Arial"/>
+          <w:sz w:val="24"/>
+          <w:szCs w:val="24"/>
+        </w:rPr>
+        <w:t xml:space="preserve"> </w:t>
+      </w:r>
+    </w:p>
+    <w:p>
+      <w:pPr>
+        <w:rPr>
+          <w:rFonts w:ascii="Arial" w:hAnsi="Arial" w:cs="Arial"/>
+          <w:sz w:val="24"/>
+          <w:szCs w:val="24"/>
+        </w:rPr>
+      </w:pPr>
+      <w:r>
+        <w:rPr>
+          <w:rFonts w:ascii="Arial" w:hAnsi="Arial" w:cs="Arial"/>
+          <w:sz w:val="24"/>
+          <w:szCs w:val="24"/>
+        </w:rPr>
+        <w:t>Vollkornreis</w:t>
+      </w:r>
+      <w:r>
+        <w:rPr>
+          <w:rFonts w:ascii="Arial" w:hAnsi="Arial" w:cs="Arial"/>
+          <w:kern w:val="0"/>
+          <w:sz w:val="24"/>
+          <w:szCs w:val="24"/>
+          <w14:ligatures w14:val="none"/>
+        </w:rPr>
+        <w:t>gegart</w:t>
+      </w:r>
+      <w:r>
+        <w:rPr>
+          <w:rFonts w:ascii="Arial" w:hAnsi="Arial" w:cs="Arial"/>
+          <w:sz w:val="24"/>
+          <w:szCs w:val="24"/>
+        </w:rPr>
+        <w:t xml:space="preserve"> 245 g </w:t>
+      </w:r>
+      <w:r>
+        <w:rPr>
+          <w:rFonts w:ascii="Arial" w:hAnsi="Arial" w:cs="Arial"/>
+          <w:sz w:val="24"/>
+          <w:szCs w:val="24"/>
+        </w:rPr>
+        <w:t>1,39 mg</w:t>
+      </w:r>
+    </w:p>
+    <w:p>
+      <w:pPr>
+        <w:rPr>
+          <w:rFonts w:ascii="Arial" w:hAnsi="Arial" w:cs="Arial"/>
+          <w:sz w:val="24"/>
+          <w:szCs w:val="24"/>
+        </w:rPr>
+      </w:pPr>
+      <w:r>
+        <w:rPr>
+          <w:rFonts w:ascii="Arial" w:hAnsi="Arial" w:cs="Arial"/>
+          <w:sz w:val="24"/>
+          <w:szCs w:val="24"/>
+        </w:rPr>
+        <w:t>Hähnchenbrustfilet</w:t>
+      </w:r>
+      <w:r>
+        <w:rPr>
+          <w:rFonts w:ascii="Arial" w:hAnsi="Arial" w:cs="Arial"/>
+          <w:sz w:val="24"/>
+          <w:szCs w:val="24"/>
+        </w:rPr>
+        <w:t>gebraten</w:t>
+      </w:r>
+      <w:r>
+        <w:rPr>
+          <w:rFonts w:ascii="Arial" w:hAnsi="Arial" w:cs="Arial"/>
+          <w:sz w:val="24"/>
+          <w:szCs w:val="24"/>
+        </w:rPr>
+        <w:t xml:space="preserve"> 100 g</w:t>
+      </w:r>
+      <w:r>
+        <w:rPr>
+          <w:rFonts w:ascii="Arial" w:hAnsi="Arial" w:cs="Arial"/>
+          <w:sz w:val="24"/>
+          <w:szCs w:val="24"/>
+        </w:rPr>
+        <w:t xml:space="preserve"> 1,18 mg</w:t>
+      </w:r>
+    </w:p>
+    <w:p>
+      <w:pPr>
+        <w:rPr>
+          <w:rFonts w:ascii="Arial" w:hAnsi="Arial" w:cs="Arial"/>
+          <w:sz w:val="24"/>
+          <w:szCs w:val="24"/>
+        </w:rPr>
+      </w:pPr>
+      <w:r>
+        <w:rPr>
+          <w:rFonts w:ascii="Arial" w:hAnsi="Arial" w:cs="Arial"/>
+          <w:sz w:val="24"/>
+          <w:szCs w:val="24"/>
+        </w:rPr>
+        <w:t xml:space="preserve">Lachsgekocht 120 g </w:t>
+      </w:r>
+      <w:r>
+        <w:rPr>
+          <w:rFonts w:ascii="Arial" w:hAnsi="Arial" w:cs="Arial"/>
+          <w:sz w:val="24"/>
+          <w:szCs w:val="24"/>
+        </w:rPr>
+        <w:t>1,06 mg</w:t>
+      </w:r>
+    </w:p>
+    <w:p>
+      <w:pPr>
+        <w:rPr>
+          <w:rFonts w:ascii="Arial" w:hAnsi="Arial" w:cs="Arial"/>
+          <w:sz w:val="24"/>
+          <w:szCs w:val="24"/>
+        </w:rPr>
+      </w:pPr>
+      <w:r>
+        <w:rPr>
+          <w:rFonts w:ascii="Arial" w:hAnsi="Arial" w:cs="Arial"/>
+          <w:sz w:val="24"/>
+          <w:szCs w:val="24"/>
+        </w:rPr>
+        <w:t>Eigelb</w:t>
+      </w:r>
+      <w:r>
+        <w:rPr>
+          <w:rFonts w:ascii="Arial" w:hAnsi="Arial" w:cs="Arial"/>
+          <w:kern w:val="0"/>
+          <w:sz w:val="24"/>
+          <w:szCs w:val="24"/>
+          <w14:ligatures w14:val="none"/>
+        </w:rPr>
+        <w:t>gegart</w:t>
+      </w:r>
+      <w:r>
+        <w:rPr>
+          <w:rFonts w:ascii="Arial" w:hAnsi="Arial" w:cs="Arial"/>
+          <w:sz w:val="24"/>
+          <w:szCs w:val="24"/>
+        </w:rPr>
+        <w:t xml:space="preserve"> 20 g </w:t>
+      </w:r>
+      <w:r>
+        <w:rPr>
+          <w:rFonts w:ascii="Arial" w:hAnsi="Arial" w:cs="Arial"/>
+          <w:sz w:val="24"/>
+          <w:szCs w:val="24"/>
+        </w:rPr>
+        <w:t>0,78 mg</w:t>
+      </w:r>
+    </w:p>
+    <w:p>
+      <w:pPr>
+        <w:rPr>
+          <w:rFonts w:ascii="Arial" w:hAnsi="Arial" w:cs="Arial"/>
+          <w:sz w:val="24"/>
+          <w:szCs w:val="24"/>
+        </w:rPr>
+      </w:pPr>
+      <w:r>
+        <w:rPr>
+          <w:rFonts w:ascii="Arial" w:hAnsi="Arial" w:cs="Arial"/>
+          <w:sz w:val="24"/>
+          <w:szCs w:val="24"/>
+        </w:rPr>
+        <w:t>Joghurt 100 g 0,37 mg</w:t>
+      </w:r>
+    </w:p>
+    <w:p>
+      <w:pPr>
+        <w:rPr>
+          <w:rFonts w:ascii="Arial" w:hAnsi="Arial" w:cs="Arial"/>
+          <w:sz w:val="24"/>
+          <w:szCs w:val="24"/>
+        </w:rPr>
+      </w:pPr>
+      <w:r>
+        <w:rPr>
+          <w:rFonts w:ascii="Arial" w:hAnsi="Arial" w:cs="Arial"/>
+          <w:sz w:val="24"/>
+          <w:szCs w:val="24"/>
+        </w:rPr>
+        <w:t xml:space="preserve">Macadamianuss 25 g </w:t>
+      </w:r>
+      <w:r>
+        <w:rPr>
+          <w:rFonts w:ascii="Arial" w:hAnsi="Arial" w:cs="Arial"/>
+          <w:sz w:val="24"/>
+          <w:szCs w:val="24"/>
+        </w:rPr>
+        <w:t>0,27 mg</w:t>
+      </w:r>
+    </w:p>
+    <w:p>
+      <w:pPr>
+        <w:rPr>
+          <w:rFonts w:ascii="Arial" w:hAnsi="Arial" w:cs="Arial"/>
+          <w:sz w:val="24"/>
+          <w:szCs w:val="24"/>
+        </w:rPr>
+      </w:pPr>
+      <w:r>
+        <w:rPr>
+          <w:rFonts w:ascii="Arial" w:hAnsi="Arial" w:cs="Arial"/>
+          <w:sz w:val="24"/>
+          <w:szCs w:val="24"/>
+        </w:rPr>
+        <w:t>Kürbiskerne</w:t>
+      </w:r>
+      <w:r>
+        <w:rPr>
+          <w:rFonts w:ascii="Arial" w:hAnsi="Arial" w:cs="Arial"/>
+          <w:sz w:val="24"/>
+          <w:szCs w:val="24"/>
+        </w:rPr>
+        <w:t xml:space="preserve"> </w:t>
+      </w:r>
+      <w:r>
+        <w:rPr>
+          <w:rFonts w:ascii="Arial" w:hAnsi="Arial" w:cs="Arial"/>
+          <w:sz w:val="24"/>
+          <w:szCs w:val="24"/>
+        </w:rPr>
+        <w:t xml:space="preserve">25 g </w:t>
+      </w:r>
+      <w:r>
+        <w:rPr>
+          <w:rFonts w:ascii="Arial" w:hAnsi="Arial" w:cs="Arial"/>
+          <w:sz w:val="24"/>
+          <w:szCs w:val="24"/>
+        </w:rPr>
+        <w:t>1,6 mg</w:t>
+      </w:r>
+    </w:p>
+    <w:p>
+      <w:pPr>
+        <w:rPr>
+          <w:rFonts w:ascii="Arial" w:hAnsi="Arial" w:cs="Arial"/>
+          <w:sz w:val="24"/>
+          <w:szCs w:val="24"/>
+        </w:rPr>
+      </w:pPr>
+      <w:r>
+        <w:rPr>
+          <w:rFonts w:ascii="Arial" w:hAnsi="Arial" w:cs="Arial"/>
+          <w:sz w:val="24"/>
+          <w:szCs w:val="24"/>
+        </w:rPr>
+        <w:t xml:space="preserve">Paranuss 4 g </w:t>
+      </w:r>
+      <w:r>
+        <w:rPr>
+          <w:rFonts w:ascii="Arial" w:hAnsi="Arial" w:cs="Arial"/>
+          <w:sz w:val="24"/>
+          <w:szCs w:val="24"/>
+        </w:rPr>
+        <w:t>0,16 mg</w:t>
+      </w:r>
+    </w:p>
+    <w:p>
+      <w:pPr>
+        <w:rPr>
+          <w:rFonts w:ascii="Arial" w:hAnsi="Arial" w:cs="Arial"/>
+          <w:sz w:val="24"/>
+          <w:szCs w:val="24"/>
+        </w:rPr>
+      </w:pPr>
+      <w:r>
+        <w:rPr>
+          <w:rFonts w:ascii="Arial" w:hAnsi="Arial" w:cs="Arial"/>
+          <w:sz w:val="24"/>
+          <w:szCs w:val="24"/>
+        </w:rPr>
+        <w:t xml:space="preserve">Zucchinigegart 130 g </w:t>
+      </w:r>
+      <w:r>
+        <w:rPr>
+          <w:rFonts w:ascii="Arial" w:hAnsi="Arial" w:cs="Arial"/>
+          <w:sz w:val="24"/>
+          <w:szCs w:val="24"/>
+        </w:rPr>
+        <w:t>0,27 mg</w:t>
+      </w:r>
+    </w:p>
+    <w:p>
+      <w:pPr>
+        <w:rPr>
+          <w:rFonts w:ascii="Arial" w:hAnsi="Arial" w:cs="Arial"/>
+          <w:sz w:val="24"/>
+          <w:szCs w:val="24"/>
+        </w:rPr>
+      </w:pPr>
+      <w:proofErr w:type="spellStart"/>
+      <w:r>
+        <w:rPr>
+          <w:rFonts w:ascii="Arial" w:hAnsi="Arial" w:cs="Arial"/>
+          <w:sz w:val="24"/>
+          <w:szCs w:val="24"/>
+        </w:rPr>
+        <w:t>Gurkegegart</w:t>
+      </w:r>
+      <w:proofErr w:type="spellEnd"/>
+      <w:r>
+        <w:rPr>
+          <w:rFonts w:ascii="Arial" w:hAnsi="Arial" w:cs="Arial"/>
+          <w:sz w:val="24"/>
+          <w:szCs w:val="24"/>
+        </w:rPr>
+        <w:t xml:space="preserve"> 130 g </w:t>
+      </w:r>
+      <w:r>
+        <w:rPr>
+          <w:rFonts w:ascii="Arial" w:hAnsi="Arial" w:cs="Arial"/>
+          <w:sz w:val="24"/>
+          <w:szCs w:val="24"/>
         </w:rPr>
         <w:t>0,22 mg</w:t>
       </w:r>
     </w:p>
-    <w:p>
-      <w:pPr>
-        <w:rPr>
-          <w:rFonts w:ascii="Arial" w:hAnsi="Arial" w:cs="Arial"/>
-          <w:sz w:val="24"/>
-          <w:szCs w:val="24"/>
-          <w:lang w:val="en-GB"/>
-        </w:rPr>
-      </w:pPr>
-      <w:r>
-        <w:rPr>
-          <w:rFonts w:ascii="Arial" w:hAnsi="Arial" w:cs="Arial"/>
-          <w:sz w:val="24"/>
-          <w:szCs w:val="24"/>
-          <w:lang w:val="en-GB"/>
-        </w:rPr>
-        <w:t xml:space="preserve">Honigmelone 100 g </w:t>
-      </w:r>
-      <w:r>
-        <w:rPr>
-          <w:rFonts w:ascii="Arial" w:hAnsi="Arial" w:cs="Arial"/>
-          <w:sz w:val="24"/>
-          <w:szCs w:val="24"/>
-          <w:lang w:val="en-GB"/>
-        </w:rPr>
-        <w:t>0,1 mg</w:t>
-      </w:r>
-    </w:p>
-    <w:p>
-      <w:pPr>
-        <w:rPr>
-          <w:rFonts w:ascii="Arial" w:hAnsi="Arial" w:cs="Arial"/>
-          <w:sz w:val="24"/>
-          <w:szCs w:val="24"/>
-        </w:rPr>
-      </w:pPr>
-      <w:r>
-        <w:rPr>
-          <w:rFonts w:ascii="Arial" w:hAnsi="Arial" w:cs="Arial"/>
-          <w:sz w:val="24"/>
-          <w:szCs w:val="24"/>
-        </w:rPr>
-        <w:t>Parboiledreisgegart 360 g</w:t>
-      </w:r>
-      <w:r>
-        <w:rPr>
-          <w:rFonts w:ascii="Arial" w:hAnsi="Arial" w:cs="Arial"/>
-          <w:sz w:val="24"/>
-          <w:szCs w:val="24"/>
-        </w:rPr>
-        <w:t xml:space="preserve"> 2,2 mg</w:t>
-      </w:r>
-    </w:p>
-    <w:p>
-      <w:pPr>
-        <w:rPr>
-          <w:rFonts w:ascii="Arial" w:hAnsi="Arial" w:cs="Arial"/>
-          <w:sz w:val="24"/>
-          <w:szCs w:val="24"/>
-        </w:rPr>
-      </w:pPr>
-      <w:r>
-        <w:rPr>
-          <w:rFonts w:ascii="Arial" w:hAnsi="Arial" w:cs="Arial"/>
-          <w:sz w:val="24"/>
-          <w:szCs w:val="24"/>
-        </w:rPr>
-        <w:t>Haferflocken 15 g</w:t>
-      </w:r>
-      <w:r>
-        <w:rPr>
-          <w:rFonts w:ascii="Arial" w:hAnsi="Arial" w:cs="Arial"/>
-          <w:sz w:val="24"/>
-          <w:szCs w:val="24"/>
-        </w:rPr>
-        <w:t xml:space="preserve"> 0,54 mg</w:t>
-      </w:r>
-    </w:p>
-    <w:p>
-      <w:pPr>
-        <w:rPr>
-          <w:rFonts w:ascii="Arial" w:hAnsi="Arial" w:cs="Arial"/>
-          <w:sz w:val="24"/>
-          <w:szCs w:val="24"/>
-        </w:rPr>
-      </w:pPr>
-      <w:r>
-        <w:rPr>
-          <w:rFonts w:ascii="Arial" w:hAnsi="Arial" w:cs="Arial"/>
-          <w:sz w:val="24"/>
-          <w:szCs w:val="24"/>
-        </w:rPr>
-        <w:t xml:space="preserve">Butterkäse 36 g </w:t>
-      </w:r>
-      <w:r>
-        <w:rPr>
-          <w:rFonts w:ascii="Arial" w:hAnsi="Arial" w:cs="Arial"/>
-          <w:sz w:val="24"/>
-          <w:szCs w:val="24"/>
-        </w:rPr>
-        <w:t>1,44 mg</w:t>
-      </w:r>
-    </w:p>
-    <w:p>
-      <w:pPr>
-        <w:rPr>
-          <w:rFonts w:ascii="Arial" w:hAnsi="Arial" w:cs="Arial"/>
-          <w:sz w:val="24"/>
-          <w:szCs w:val="24"/>
-        </w:rPr>
-      </w:pPr>
-      <w:r>
-        <w:rPr>
-          <w:rFonts w:ascii="Arial" w:hAnsi="Arial" w:cs="Arial"/>
-          <w:sz w:val="24"/>
-          <w:szCs w:val="24"/>
-        </w:rPr>
-        <w:t xml:space="preserve">Butter 10 g </w:t>
-      </w:r>
-      <w:r>
-        <w:rPr>
-          <w:rFonts w:ascii="Arial" w:hAnsi="Arial" w:cs="Arial"/>
-          <w:sz w:val="24"/>
-          <w:szCs w:val="24"/>
-        </w:rPr>
-        <w:t>0 mg</w:t>
-      </w:r>
-    </w:p>
-    <w:p>
-      <w:pPr>
-        <w:rPr>
-          <w:rFonts w:ascii="Arial" w:hAnsi="Arial" w:cs="Arial"/>
-          <w:sz w:val="24"/>
-          <w:szCs w:val="24"/>
-        </w:rPr>
-      </w:pPr>
-    </w:p>
-    <w:p>
-      <w:pPr>
-        <w:rPr>
-          <w:rFonts w:ascii="Arial" w:hAnsi="Arial" w:cs="Arial"/>
-          <w:sz w:val="24"/>
-          <w:szCs w:val="24"/>
-        </w:rPr>
-      </w:pPr>
-      <w:r>
-        <w:rPr>
-          <w:rFonts w:ascii="Arial" w:hAnsi="Arial" w:cs="Arial"/>
-          <w:sz w:val="24"/>
-          <w:szCs w:val="24"/>
-        </w:rPr>
-        <w:t xml:space="preserve">Brokkoligegart 100 g </w:t>
-      </w:r>
-      <w:r>
-        <w:rPr>
-          <w:rFonts w:ascii="Arial" w:hAnsi="Arial" w:cs="Arial"/>
-          <w:sz w:val="24"/>
-          <w:szCs w:val="24"/>
-        </w:rPr>
-        <w:t>0,61 mg</w:t>
-      </w:r>
-    </w:p>
-    <w:p>
-      <w:pPr>
-        <w:rPr>
-          <w:rFonts w:ascii="Arial" w:hAnsi="Arial" w:cs="Arial"/>
-          <w:sz w:val="24"/>
-          <w:szCs w:val="24"/>
-        </w:rPr>
-      </w:pPr>
-      <w:r>
-        <w:rPr>
-          <w:rFonts w:ascii="Arial" w:hAnsi="Arial" w:cs="Arial"/>
-          <w:sz w:val="24"/>
-          <w:szCs w:val="24"/>
-        </w:rPr>
-        <w:t xml:space="preserve">Blumenkohlgegart 100 g </w:t>
-      </w:r>
-      <w:r>
-        <w:rPr>
-          <w:rFonts w:ascii="Arial" w:hAnsi="Arial" w:cs="Arial"/>
-          <w:sz w:val="24"/>
-          <w:szCs w:val="24"/>
-        </w:rPr>
-        <w:t>0,26 mg</w:t>
-      </w:r>
-    </w:p>
-    <w:p>
-      <w:pPr>
-        <w:rPr>
-          <w:rFonts w:ascii="Arial" w:hAnsi="Arial" w:cs="Arial"/>
-          <w:sz w:val="24"/>
-          <w:szCs w:val="24"/>
-        </w:rPr>
-      </w:pPr>
-      <w:r>
-        <w:rPr>
-          <w:rFonts w:ascii="Arial" w:hAnsi="Arial" w:cs="Arial"/>
-          <w:sz w:val="24"/>
-          <w:szCs w:val="24"/>
-        </w:rPr>
-        <w:t xml:space="preserve">Möhregegart 100 g </w:t>
-      </w:r>
-      <w:r>
-        <w:rPr>
-          <w:rFonts w:ascii="Arial" w:hAnsi="Arial" w:cs="Arial"/>
-          <w:sz w:val="24"/>
-          <w:szCs w:val="24"/>
-        </w:rPr>
-        <w:t>0,23 mg</w:t>
-      </w:r>
-    </w:p>
-    <w:p>
-      <w:pPr>
-        <w:rPr>
-          <w:rFonts w:ascii="Arial" w:hAnsi="Arial" w:cs="Arial"/>
-          <w:sz w:val="24"/>
-          <w:szCs w:val="24"/>
-        </w:rPr>
-      </w:pPr>
-      <w:r>
-        <w:rPr>
-          <w:rFonts w:ascii="Arial" w:hAnsi="Arial" w:cs="Arial"/>
-          <w:sz w:val="24"/>
-          <w:szCs w:val="24"/>
-        </w:rPr>
-        <w:t>Pastinake</w:t>
-      </w:r>
-      <w:r>
+    <w:bookmarkEnd w:id="0"/>
+    <w:p>
+      <w:pPr>
         <w:rPr>
           <w:rFonts w:ascii="Arial" w:hAnsi="Arial" w:cs="Arial"/>
           <w:kern w:val="0"/>
@@ -327,41 +1005,8 @@
           <w:szCs w:val="24"/>
           <w14:ligatures w14:val="none"/>
         </w:rPr>
-        <w:t>gegart</w:t>
-      </w:r>
-      <w:r>
-        <w:rPr>
-          <w:rFonts w:ascii="Arial" w:hAnsi="Arial" w:cs="Arial"/>
-          <w:sz w:val="24"/>
-          <w:szCs w:val="24"/>
-        </w:rPr>
-        <w:t xml:space="preserve"> 100 g </w:t>
-      </w:r>
-      <w:r>
-        <w:rPr>
-          <w:rFonts w:ascii="Arial" w:hAnsi="Arial" w:cs="Arial"/>
-          <w:sz w:val="24"/>
-          <w:szCs w:val="24"/>
-        </w:rPr>
-        <w:t>0,72 mg</w:t>
-      </w:r>
-    </w:p>
-    <w:p>
-      <w:pPr>
-        <w:rPr>
-          <w:rFonts w:ascii="Arial" w:hAnsi="Arial" w:cs="Arial"/>
-          <w:sz w:val="24"/>
-          <w:szCs w:val="24"/>
-        </w:rPr>
-      </w:pPr>
-      <w:r>
-        <w:rPr>
-          <w:rFonts w:ascii="Arial" w:hAnsi="Arial" w:cs="Arial"/>
-          <w:sz w:val="24"/>
-          <w:szCs w:val="24"/>
-        </w:rPr>
-        <w:t>Hokkaidokürbis</w:t>
-      </w:r>
+      </w:pPr>
+      <w:proofErr w:type="spellStart"/>
       <w:r>
         <w:rPr>
           <w:rFonts w:ascii="Arial" w:hAnsi="Arial" w:cs="Arial"/>
@@ -370,41 +1015,9 @@
           <w:szCs w:val="24"/>
           <w14:ligatures w14:val="none"/>
         </w:rPr>
-        <w:t>gegart</w:t>
-      </w:r>
-      <w:r>
-        <w:rPr>
-          <w:rFonts w:ascii="Arial" w:hAnsi="Arial" w:cs="Arial"/>
-          <w:sz w:val="24"/>
-          <w:szCs w:val="24"/>
-        </w:rPr>
-        <w:t xml:space="preserve"> 100 g </w:t>
-      </w:r>
-      <w:r>
-        <w:rPr>
-          <w:rFonts w:ascii="Arial" w:hAnsi="Arial" w:cs="Arial"/>
-          <w:sz w:val="24"/>
-          <w:szCs w:val="24"/>
-        </w:rPr>
-        <w:t>0,1 mg</w:t>
-      </w:r>
-    </w:p>
-    <w:p>
-      <w:pPr>
-        <w:rPr>
-          <w:rFonts w:ascii="Arial" w:hAnsi="Arial" w:cs="Arial"/>
-          <w:sz w:val="24"/>
-          <w:szCs w:val="24"/>
-        </w:rPr>
-      </w:pPr>
-      <w:r>
-        <w:rPr>
-          <w:rFonts w:ascii="Arial" w:hAnsi="Arial" w:cs="Arial"/>
-          <w:sz w:val="24"/>
-          <w:szCs w:val="24"/>
-        </w:rPr>
-        <w:t>Eisbergsalat</w:t>
-      </w:r>
+        <w:t>Urdinkelnudelngegart</w:t>
+      </w:r>
+      <w:proofErr w:type="spellEnd"/>
       <w:r>
         <w:rPr>
           <w:rFonts w:ascii="Arial" w:hAnsi="Arial" w:cs="Arial"/>
@@ -413,749 +1026,9 @@
           <w:szCs w:val="24"/>
           <w14:ligatures w14:val="none"/>
         </w:rPr>
-        <w:t>gegart</w:t>
-      </w:r>
-      <w:r>
-        <w:rPr>
-          <w:rFonts w:ascii="Arial" w:hAnsi="Arial" w:cs="Arial"/>
-          <w:sz w:val="24"/>
-          <w:szCs w:val="24"/>
-        </w:rPr>
-        <w:t xml:space="preserve"> 50 g </w:t>
-      </w:r>
-      <w:r>
-        <w:rPr>
-          <w:rFonts w:ascii="Arial" w:hAnsi="Arial" w:cs="Arial"/>
-          <w:sz w:val="24"/>
-          <w:szCs w:val="24"/>
-        </w:rPr>
-        <w:t>0,11 mg</w:t>
-      </w:r>
-    </w:p>
-    <w:p>
-      <w:pPr>
-        <w:rPr>
-          <w:rFonts w:ascii="Arial" w:hAnsi="Arial" w:cs="Arial"/>
-          <w:sz w:val="24"/>
-          <w:szCs w:val="24"/>
-        </w:rPr>
-      </w:pPr>
-      <w:r>
-        <w:rPr>
-          <w:rFonts w:ascii="Arial" w:hAnsi="Arial" w:cs="Arial"/>
-          <w:sz w:val="24"/>
-          <w:szCs w:val="24"/>
-        </w:rPr>
-        <w:t>Süßkartoffel</w:t>
-      </w:r>
-      <w:r>
-        <w:rPr>
-          <w:rFonts w:ascii="Arial" w:hAnsi="Arial" w:cs="Arial"/>
-          <w:kern w:val="0"/>
-          <w:sz w:val="24"/>
-          <w:szCs w:val="24"/>
-          <w14:ligatures w14:val="none"/>
-        </w:rPr>
-        <w:t>gegart</w:t>
-      </w:r>
-      <w:r>
-        <w:rPr>
-          <w:rFonts w:ascii="Arial" w:hAnsi="Arial" w:cs="Arial"/>
-          <w:sz w:val="24"/>
-          <w:szCs w:val="24"/>
-        </w:rPr>
-        <w:t xml:space="preserve"> 100 g</w:t>
-      </w:r>
-      <w:r>
-        <w:rPr>
-          <w:rFonts w:ascii="Arial" w:hAnsi="Arial" w:cs="Arial"/>
-          <w:sz w:val="24"/>
-          <w:szCs w:val="24"/>
-        </w:rPr>
-        <w:t xml:space="preserve"> 0,22 mg</w:t>
-      </w:r>
-    </w:p>
-    <w:p>
-      <w:pPr>
-        <w:rPr>
-          <w:rFonts w:ascii="Arial" w:hAnsi="Arial" w:cs="Arial"/>
-          <w:sz w:val="24"/>
-          <w:szCs w:val="24"/>
-        </w:rPr>
-      </w:pPr>
-    </w:p>
-    <w:p>
-      <w:pPr>
-        <w:rPr>
-          <w:rFonts w:ascii="Arial" w:hAnsi="Arial" w:cs="Arial"/>
-          <w:sz w:val="24"/>
-          <w:szCs w:val="24"/>
-        </w:rPr>
-      </w:pPr>
-      <w:r>
-        <w:rPr>
-          <w:rFonts w:ascii="Arial" w:hAnsi="Arial" w:cs="Arial"/>
-          <w:sz w:val="24"/>
-          <w:szCs w:val="24"/>
-        </w:rPr>
-        <w:t>Rapsöl 5 g</w:t>
-      </w:r>
-      <w:r>
-        <w:rPr>
-          <w:rFonts w:ascii="Arial" w:hAnsi="Arial" w:cs="Arial"/>
-          <w:sz w:val="24"/>
-          <w:szCs w:val="24"/>
-        </w:rPr>
-        <w:t xml:space="preserve"> 0 mg</w:t>
-      </w:r>
-    </w:p>
-    <w:p>
-      <w:pPr>
-        <w:rPr>
-          <w:rFonts w:ascii="Arial" w:hAnsi="Arial" w:cs="Arial"/>
-          <w:sz w:val="24"/>
-          <w:szCs w:val="24"/>
-        </w:rPr>
-      </w:pPr>
-      <w:r>
-        <w:rPr>
-          <w:rFonts w:ascii="Arial" w:hAnsi="Arial" w:cs="Arial"/>
-          <w:sz w:val="24"/>
-          <w:szCs w:val="24"/>
-        </w:rPr>
-        <w:t>Olivenöl 5 g</w:t>
-      </w:r>
-      <w:r>
-        <w:rPr>
-          <w:rFonts w:ascii="Arial" w:hAnsi="Arial" w:cs="Arial"/>
-          <w:sz w:val="24"/>
-          <w:szCs w:val="24"/>
-        </w:rPr>
-        <w:t xml:space="preserve"> 0 mg</w:t>
-      </w:r>
-    </w:p>
-    <w:p>
-      <w:pPr>
-        <w:rPr>
-          <w:rFonts w:ascii="Arial" w:hAnsi="Arial" w:cs="Arial"/>
-          <w:sz w:val="24"/>
-          <w:szCs w:val="24"/>
-        </w:rPr>
-      </w:pPr>
-    </w:p>
-    <w:p>
-      <w:pPr>
-        <w:rPr>
-          <w:rFonts w:ascii="Arial" w:hAnsi="Arial" w:cs="Arial"/>
-          <w:sz w:val="24"/>
-          <w:szCs w:val="24"/>
-        </w:rPr>
-      </w:pPr>
-      <w:r>
-        <w:rPr>
-          <w:rFonts w:ascii="Arial" w:hAnsi="Arial" w:cs="Arial"/>
-          <w:sz w:val="24"/>
-          <w:szCs w:val="24"/>
-        </w:rPr>
-        <w:t>Hirse</w:t>
-      </w:r>
-      <w:r>
-        <w:rPr>
-          <w:rFonts w:ascii="Arial" w:hAnsi="Arial" w:cs="Arial"/>
-          <w:kern w:val="0"/>
-          <w:sz w:val="24"/>
-          <w:szCs w:val="24"/>
-          <w14:ligatures w14:val="none"/>
-        </w:rPr>
-        <w:t>gegart</w:t>
-      </w:r>
-      <w:r>
-        <w:rPr>
-          <w:rFonts w:ascii="Arial" w:hAnsi="Arial" w:cs="Arial"/>
-          <w:sz w:val="24"/>
-          <w:szCs w:val="24"/>
-        </w:rPr>
-        <w:t xml:space="preserve"> 400</w:t>
-      </w:r>
-      <w:r>
-        <w:rPr>
-          <w:rFonts w:ascii="Arial" w:hAnsi="Arial" w:cs="Arial"/>
-          <w:sz w:val="24"/>
-          <w:szCs w:val="24"/>
-        </w:rPr>
-        <w:t xml:space="preserve"> </w:t>
-      </w:r>
-      <w:r>
-        <w:rPr>
-          <w:rFonts w:ascii="Arial" w:hAnsi="Arial" w:cs="Arial"/>
-          <w:sz w:val="24"/>
-          <w:szCs w:val="24"/>
-        </w:rPr>
-        <w:t>g</w:t>
-      </w:r>
-      <w:r>
-        <w:rPr>
-          <w:rFonts w:ascii="Arial" w:hAnsi="Arial" w:cs="Arial"/>
-          <w:sz w:val="24"/>
-          <w:szCs w:val="24"/>
-        </w:rPr>
-        <w:t xml:space="preserve"> 4,11 mg</w:t>
-      </w:r>
-    </w:p>
-    <w:p>
-      <w:pPr>
-        <w:rPr>
-          <w:rFonts w:ascii="Arial" w:hAnsi="Arial" w:cs="Arial"/>
-          <w:sz w:val="24"/>
-          <w:szCs w:val="24"/>
-        </w:rPr>
-      </w:pPr>
-      <w:r>
-        <w:rPr>
-          <w:rFonts w:ascii="Arial" w:hAnsi="Arial" w:cs="Arial"/>
-          <w:sz w:val="24"/>
-          <w:szCs w:val="24"/>
-        </w:rPr>
-        <w:t>Quino</w:t>
-      </w:r>
-      <w:r>
-        <w:rPr>
-          <w:rFonts w:ascii="Arial" w:hAnsi="Arial" w:cs="Arial"/>
-          <w:sz w:val="24"/>
-          <w:szCs w:val="24"/>
-        </w:rPr>
-        <w:t>a</w:t>
-      </w:r>
-      <w:r>
-        <w:rPr>
-          <w:rFonts w:ascii="Arial" w:hAnsi="Arial" w:cs="Arial"/>
-          <w:kern w:val="0"/>
-          <w:sz w:val="24"/>
-          <w:szCs w:val="24"/>
-          <w14:ligatures w14:val="none"/>
-        </w:rPr>
-        <w:t>gegart</w:t>
-      </w:r>
-      <w:r>
-        <w:rPr>
-          <w:rFonts w:ascii="Arial" w:hAnsi="Arial" w:cs="Arial"/>
-          <w:sz w:val="24"/>
-          <w:szCs w:val="24"/>
-        </w:rPr>
-        <w:t xml:space="preserve"> 390 g 4,59 mg</w:t>
-      </w:r>
-    </w:p>
-    <w:p>
-      <w:pPr>
-        <w:rPr>
-          <w:rFonts w:ascii="Arial" w:hAnsi="Arial" w:cs="Arial"/>
-          <w:sz w:val="24"/>
-          <w:szCs w:val="24"/>
-        </w:rPr>
-      </w:pPr>
-      <w:r>
-        <w:rPr>
-          <w:rFonts w:ascii="Arial" w:hAnsi="Arial" w:cs="Arial"/>
-          <w:sz w:val="24"/>
-          <w:szCs w:val="24"/>
-        </w:rPr>
-        <w:t>Kartoffeln</w:t>
-      </w:r>
-      <w:r>
-        <w:rPr>
-          <w:rFonts w:ascii="Arial" w:hAnsi="Arial" w:cs="Arial"/>
-          <w:kern w:val="0"/>
-          <w:sz w:val="24"/>
-          <w:szCs w:val="24"/>
-          <w14:ligatures w14:val="none"/>
-        </w:rPr>
-        <w:t>gegart</w:t>
-      </w:r>
-      <w:r>
-        <w:rPr>
-          <w:rFonts w:ascii="Arial" w:hAnsi="Arial" w:cs="Arial"/>
-          <w:sz w:val="24"/>
-          <w:szCs w:val="24"/>
-        </w:rPr>
-        <w:t xml:space="preserve"> 400</w:t>
-      </w:r>
-      <w:r>
-        <w:rPr>
-          <w:rFonts w:ascii="Arial" w:hAnsi="Arial" w:cs="Arial"/>
-          <w:sz w:val="24"/>
-          <w:szCs w:val="24"/>
-        </w:rPr>
-        <w:t xml:space="preserve"> g 1,62 mg</w:t>
-      </w:r>
-      <w:r>
-        <w:rPr>
-          <w:rFonts w:ascii="Arial" w:hAnsi="Arial" w:cs="Arial"/>
-          <w:sz w:val="24"/>
-          <w:szCs w:val="24"/>
-        </w:rPr>
-        <w:t xml:space="preserve"> </w:t>
-      </w:r>
-    </w:p>
-    <w:p>
-      <w:pPr>
-        <w:rPr>
-          <w:rFonts w:ascii="Arial" w:hAnsi="Arial" w:cs="Arial"/>
-          <w:sz w:val="24"/>
-          <w:szCs w:val="24"/>
-        </w:rPr>
-      </w:pPr>
-      <w:r>
-        <w:rPr>
-          <w:rFonts w:ascii="Arial" w:hAnsi="Arial" w:cs="Arial"/>
-          <w:sz w:val="24"/>
-          <w:szCs w:val="24"/>
-        </w:rPr>
-        <w:t>Vollkornreis</w:t>
-      </w:r>
-      <w:r>
-        <w:rPr>
-          <w:rFonts w:ascii="Arial" w:hAnsi="Arial" w:cs="Arial"/>
-          <w:kern w:val="0"/>
-          <w:sz w:val="24"/>
-          <w:szCs w:val="24"/>
-          <w14:ligatures w14:val="none"/>
-        </w:rPr>
-        <w:t>gegart</w:t>
-      </w:r>
-      <w:r>
-        <w:rPr>
-          <w:rFonts w:ascii="Arial" w:hAnsi="Arial" w:cs="Arial"/>
-          <w:sz w:val="24"/>
-          <w:szCs w:val="24"/>
-        </w:rPr>
-        <w:t xml:space="preserve"> 245 g </w:t>
-      </w:r>
-      <w:r>
-        <w:rPr>
-          <w:rFonts w:ascii="Arial" w:hAnsi="Arial" w:cs="Arial"/>
-          <w:sz w:val="24"/>
-          <w:szCs w:val="24"/>
-        </w:rPr>
-        <w:t>1,39 mg</w:t>
-      </w:r>
-    </w:p>
-    <w:p>
-      <w:pPr>
-        <w:rPr>
-          <w:rFonts w:ascii="Arial" w:hAnsi="Arial" w:cs="Arial"/>
-          <w:sz w:val="24"/>
-          <w:szCs w:val="24"/>
-        </w:rPr>
-      </w:pPr>
-      <w:r>
-        <w:rPr>
-          <w:rFonts w:ascii="Arial" w:hAnsi="Arial" w:cs="Arial"/>
-          <w:sz w:val="24"/>
-          <w:szCs w:val="24"/>
-        </w:rPr>
-        <w:t xml:space="preserve"> </w:t>
-      </w:r>
-    </w:p>
-    <w:p>
-      <w:pPr>
-        <w:rPr>
-          <w:rFonts w:ascii="Arial" w:hAnsi="Arial" w:cs="Arial"/>
-          <w:sz w:val="24"/>
-          <w:szCs w:val="24"/>
-        </w:rPr>
-      </w:pPr>
-      <w:r>
-        <w:rPr>
-          <w:rFonts w:ascii="Arial" w:hAnsi="Arial" w:cs="Arial"/>
-          <w:sz w:val="24"/>
-          <w:szCs w:val="24"/>
-        </w:rPr>
-        <w:t>Hähnchenbrustfilet</w:t>
-      </w:r>
-      <w:r>
-        <w:rPr>
-          <w:rFonts w:ascii="Arial" w:hAnsi="Arial" w:cs="Arial"/>
-          <w:sz w:val="24"/>
-          <w:szCs w:val="24"/>
-        </w:rPr>
-        <w:t>gebraten</w:t>
-      </w:r>
-      <w:r>
-        <w:rPr>
-          <w:rFonts w:ascii="Arial" w:hAnsi="Arial" w:cs="Arial"/>
-          <w:sz w:val="24"/>
-          <w:szCs w:val="24"/>
-        </w:rPr>
-        <w:t xml:space="preserve"> 100 g</w:t>
-      </w:r>
-      <w:r>
-        <w:rPr>
-          <w:rFonts w:ascii="Arial" w:hAnsi="Arial" w:cs="Arial"/>
-          <w:sz w:val="24"/>
-          <w:szCs w:val="24"/>
-        </w:rPr>
-        <w:t xml:space="preserve"> 1,18 mg</w:t>
-      </w:r>
-      <w:r>
-        <w:rPr>
-          <w:rFonts w:ascii="Arial" w:hAnsi="Arial" w:cs="Arial"/>
-          <w:sz w:val="24"/>
-          <w:szCs w:val="24"/>
-        </w:rPr>
-        <w:t xml:space="preserve">  </w:t>
-      </w:r>
-    </w:p>
-    <w:p>
-      <w:pPr>
-        <w:rPr>
-          <w:rFonts w:ascii="Arial" w:hAnsi="Arial" w:cs="Arial"/>
-          <w:sz w:val="24"/>
-          <w:szCs w:val="24"/>
-        </w:rPr>
-      </w:pPr>
-      <w:r>
-        <w:rPr>
-          <w:rFonts w:ascii="Arial" w:hAnsi="Arial" w:cs="Arial"/>
-          <w:sz w:val="24"/>
-          <w:szCs w:val="24"/>
-        </w:rPr>
-        <w:t xml:space="preserve">Lachsgekocht 120 g </w:t>
-      </w:r>
-      <w:r>
-        <w:rPr>
-          <w:rFonts w:ascii="Arial" w:hAnsi="Arial" w:cs="Arial"/>
-          <w:sz w:val="24"/>
-          <w:szCs w:val="24"/>
-        </w:rPr>
-        <w:t>1,06 mg</w:t>
-      </w:r>
-    </w:p>
-    <w:p>
-      <w:pPr>
-        <w:rPr>
-          <w:rFonts w:ascii="Arial" w:hAnsi="Arial" w:cs="Arial"/>
-          <w:sz w:val="24"/>
-          <w:szCs w:val="24"/>
-        </w:rPr>
-      </w:pPr>
-      <w:r>
-        <w:rPr>
-          <w:rFonts w:ascii="Arial" w:hAnsi="Arial" w:cs="Arial"/>
-          <w:sz w:val="24"/>
-          <w:szCs w:val="24"/>
-        </w:rPr>
-        <w:t>Eigelb</w:t>
-      </w:r>
-      <w:r>
-        <w:rPr>
-          <w:rFonts w:ascii="Arial" w:hAnsi="Arial" w:cs="Arial"/>
-          <w:kern w:val="0"/>
-          <w:sz w:val="24"/>
-          <w:szCs w:val="24"/>
-          <w14:ligatures w14:val="none"/>
-        </w:rPr>
-        <w:t>gegart</w:t>
-      </w:r>
-      <w:r>
-        <w:rPr>
-          <w:rFonts w:ascii="Arial" w:hAnsi="Arial" w:cs="Arial"/>
-          <w:sz w:val="24"/>
-          <w:szCs w:val="24"/>
-        </w:rPr>
-        <w:t xml:space="preserve"> 20 g </w:t>
-      </w:r>
-      <w:r>
-        <w:rPr>
-          <w:rFonts w:ascii="Arial" w:hAnsi="Arial" w:cs="Arial"/>
-          <w:sz w:val="24"/>
-          <w:szCs w:val="24"/>
-        </w:rPr>
-        <w:t>0,78 mg</w:t>
-      </w:r>
-    </w:p>
-    <w:p>
-      <w:pPr>
-        <w:rPr>
-          <w:rFonts w:ascii="Arial" w:hAnsi="Arial" w:cs="Arial"/>
-          <w:sz w:val="24"/>
-          <w:szCs w:val="24"/>
-        </w:rPr>
-      </w:pPr>
-    </w:p>
-    <w:p>
-      <w:pPr>
-        <w:rPr>
-          <w:rFonts w:ascii="Arial" w:hAnsi="Arial" w:cs="Arial"/>
-          <w:sz w:val="24"/>
-          <w:szCs w:val="24"/>
-          <w:lang w:val="en-GB"/>
-        </w:rPr>
-      </w:pPr>
-      <w:r>
-        <w:rPr>
-          <w:rFonts w:ascii="Arial" w:hAnsi="Arial" w:cs="Arial"/>
-          <w:sz w:val="24"/>
-          <w:szCs w:val="24"/>
-          <w:lang w:val="en-GB"/>
-        </w:rPr>
-        <w:lastRenderedPageBreak/>
-        <w:t xml:space="preserve">Skyr 200 g </w:t>
-      </w:r>
-      <w:r>
-        <w:rPr>
-          <w:rFonts w:ascii="Arial" w:hAnsi="Arial" w:cs="Arial"/>
-          <w:sz w:val="24"/>
-          <w:szCs w:val="24"/>
-          <w:lang w:val="en-GB"/>
-        </w:rPr>
-        <w:t>1 mg</w:t>
-      </w:r>
-    </w:p>
-    <w:p>
-      <w:pPr>
-        <w:rPr>
-          <w:rFonts w:ascii="Arial" w:hAnsi="Arial" w:cs="Arial"/>
-          <w:sz w:val="24"/>
-          <w:szCs w:val="24"/>
-          <w:lang w:val="en-GB"/>
-        </w:rPr>
-      </w:pPr>
-      <w:r>
-        <w:rPr>
-          <w:rFonts w:ascii="Arial" w:hAnsi="Arial" w:cs="Arial"/>
-          <w:sz w:val="24"/>
-          <w:szCs w:val="24"/>
-          <w:lang w:val="en-GB"/>
-        </w:rPr>
-        <w:t xml:space="preserve">Macadamianuss 25 g </w:t>
-      </w:r>
-      <w:r>
-        <w:rPr>
-          <w:rFonts w:ascii="Arial" w:hAnsi="Arial" w:cs="Arial"/>
-          <w:sz w:val="24"/>
-          <w:szCs w:val="24"/>
-          <w:lang w:val="en-GB"/>
-        </w:rPr>
-        <w:t>0,27 mg</w:t>
-      </w:r>
-    </w:p>
-    <w:p>
-      <w:pPr>
-        <w:rPr>
-          <w:rFonts w:ascii="Arial" w:hAnsi="Arial" w:cs="Arial"/>
-          <w:sz w:val="24"/>
-          <w:szCs w:val="24"/>
-        </w:rPr>
-      </w:pPr>
-      <w:r>
-        <w:rPr>
-          <w:rFonts w:ascii="Arial" w:hAnsi="Arial" w:cs="Arial"/>
-          <w:sz w:val="24"/>
-          <w:szCs w:val="24"/>
-        </w:rPr>
-        <w:t xml:space="preserve">geröstetegesalzeneKürbiskerne 25 g </w:t>
-      </w:r>
-      <w:r>
-        <w:rPr>
-          <w:rFonts w:ascii="Arial" w:hAnsi="Arial" w:cs="Arial"/>
-          <w:sz w:val="24"/>
-          <w:szCs w:val="24"/>
-        </w:rPr>
-        <w:t>1,53 mg</w:t>
-      </w:r>
-    </w:p>
-    <w:p>
-      <w:pPr>
-        <w:rPr>
-          <w:rFonts w:ascii="Arial" w:hAnsi="Arial" w:cs="Arial"/>
-          <w:sz w:val="24"/>
-          <w:szCs w:val="24"/>
-        </w:rPr>
-      </w:pPr>
-      <w:r>
-        <w:rPr>
-          <w:rFonts w:ascii="Arial" w:hAnsi="Arial" w:cs="Arial"/>
-          <w:sz w:val="24"/>
-          <w:szCs w:val="24"/>
-        </w:rPr>
-        <w:t>Kürbiskerne</w:t>
-      </w:r>
-      <w:r>
-        <w:rPr>
-          <w:rFonts w:ascii="Arial" w:hAnsi="Arial" w:cs="Arial"/>
-          <w:sz w:val="24"/>
-          <w:szCs w:val="24"/>
-        </w:rPr>
-        <w:t xml:space="preserve"> </w:t>
-      </w:r>
-      <w:r>
-        <w:rPr>
-          <w:rFonts w:ascii="Arial" w:hAnsi="Arial" w:cs="Arial"/>
-          <w:sz w:val="24"/>
-          <w:szCs w:val="24"/>
-        </w:rPr>
-        <w:t xml:space="preserve">25 g </w:t>
-      </w:r>
-      <w:r>
-        <w:rPr>
-          <w:rFonts w:ascii="Arial" w:hAnsi="Arial" w:cs="Arial"/>
-          <w:sz w:val="24"/>
-          <w:szCs w:val="24"/>
-        </w:rPr>
-        <w:t>1,6 mg</w:t>
-      </w:r>
-    </w:p>
-    <w:p>
-      <w:pPr>
-        <w:rPr>
-          <w:rFonts w:ascii="Arial" w:hAnsi="Arial" w:cs="Arial"/>
-          <w:sz w:val="24"/>
-          <w:szCs w:val="24"/>
-        </w:rPr>
-      </w:pPr>
-      <w:r>
-        <w:rPr>
-          <w:rFonts w:ascii="Arial" w:hAnsi="Arial" w:cs="Arial"/>
-          <w:sz w:val="24"/>
-          <w:szCs w:val="24"/>
-        </w:rPr>
-        <w:t xml:space="preserve">Paranuss 4 g </w:t>
-      </w:r>
-      <w:r>
-        <w:rPr>
-          <w:rFonts w:ascii="Arial" w:hAnsi="Arial" w:cs="Arial"/>
-          <w:sz w:val="24"/>
-          <w:szCs w:val="24"/>
-        </w:rPr>
-        <w:t>0,16 mg</w:t>
-      </w:r>
-    </w:p>
-    <w:p>
-      <w:pPr>
-        <w:rPr>
-          <w:rFonts w:ascii="Arial" w:hAnsi="Arial" w:cs="Arial"/>
-          <w:sz w:val="24"/>
-          <w:szCs w:val="24"/>
-        </w:rPr>
-      </w:pPr>
-      <w:r>
-        <w:rPr>
-          <w:rFonts w:ascii="Arial" w:hAnsi="Arial" w:cs="Arial"/>
-          <w:sz w:val="24"/>
-          <w:szCs w:val="24"/>
-        </w:rPr>
-        <w:t xml:space="preserve">Walnuss 20 g </w:t>
-      </w:r>
-      <w:r>
-        <w:rPr>
-          <w:rFonts w:ascii="Arial" w:hAnsi="Arial" w:cs="Arial"/>
-          <w:sz w:val="24"/>
-          <w:szCs w:val="24"/>
-        </w:rPr>
-        <w:t>0,52 mg</w:t>
-      </w:r>
-    </w:p>
-    <w:p>
-      <w:pPr>
-        <w:rPr>
-          <w:rFonts w:ascii="Arial" w:hAnsi="Arial" w:cs="Arial"/>
-          <w:sz w:val="24"/>
-          <w:szCs w:val="24"/>
-        </w:rPr>
-      </w:pPr>
-    </w:p>
-    <w:p>
-      <w:pPr>
-        <w:rPr>
-          <w:rFonts w:ascii="Arial" w:hAnsi="Arial" w:cs="Arial"/>
-          <w:sz w:val="24"/>
-          <w:szCs w:val="24"/>
-        </w:rPr>
-      </w:pPr>
-      <w:r>
-        <w:rPr>
-          <w:rFonts w:ascii="Arial" w:hAnsi="Arial" w:cs="Arial"/>
-          <w:sz w:val="24"/>
-          <w:szCs w:val="24"/>
-        </w:rPr>
-        <w:t xml:space="preserve">Zucchinigegart 130 g </w:t>
-      </w:r>
-      <w:r>
-        <w:rPr>
-          <w:rFonts w:ascii="Arial" w:hAnsi="Arial" w:cs="Arial"/>
-          <w:sz w:val="24"/>
-          <w:szCs w:val="24"/>
-        </w:rPr>
-        <w:t>0,27 mg</w:t>
-      </w:r>
-    </w:p>
-    <w:p>
-      <w:pPr>
-        <w:rPr>
-          <w:rFonts w:ascii="Arial" w:hAnsi="Arial" w:cs="Arial"/>
-          <w:sz w:val="24"/>
-          <w:szCs w:val="24"/>
-        </w:rPr>
-      </w:pPr>
-      <w:r>
-        <w:rPr>
-          <w:rFonts w:ascii="Arial" w:hAnsi="Arial" w:cs="Arial"/>
-          <w:sz w:val="24"/>
-          <w:szCs w:val="24"/>
-        </w:rPr>
-        <w:t xml:space="preserve">Gurkegegart 130 g </w:t>
-      </w:r>
-      <w:r>
-        <w:rPr>
-          <w:rFonts w:ascii="Arial" w:hAnsi="Arial" w:cs="Arial"/>
-          <w:sz w:val="24"/>
-          <w:szCs w:val="24"/>
-        </w:rPr>
-        <w:t>0,22 mg</w:t>
-      </w:r>
-    </w:p>
-    <w:bookmarkEnd w:id="0"/>
-    <w:p>
-      <w:pPr>
-        <w:rPr>
-          <w:sz w:val="24"/>
-          <w:szCs w:val="24"/>
-        </w:rPr>
-      </w:pPr>
-      <w:r>
-        <w:rPr>
-          <w:rFonts w:ascii="Arial" w:hAnsi="Arial" w:cs="Arial"/>
-          <w:kern w:val="0"/>
-          <w:sz w:val="24"/>
-          <w:szCs w:val="24"/>
-          <w14:ligatures w14:val="none"/>
-        </w:rPr>
-        <w:t>Urdinkelnudelngegart 100 g</w:t>
-      </w:r>
-      <w:r>
-        <w:rPr>
-          <w:rFonts w:ascii="Arial" w:hAnsi="Arial" w:cs="Arial"/>
-          <w:kern w:val="0"/>
-          <w:sz w:val="24"/>
-          <w:szCs w:val="24"/>
-          <w14:ligatures w14:val="none"/>
-        </w:rPr>
-        <w:t xml:space="preserve"> 2,1 mg</w:t>
-      </w:r>
-    </w:p>
-    <w:p>
-      <w:pPr>
-        <w:rPr>
-          <w:sz w:val="24"/>
-          <w:szCs w:val="24"/>
-        </w:rPr>
-      </w:pPr>
-    </w:p>
-    <w:p/>
-    <w:p/>
-    <w:p/>
-    <w:p/>
-    <w:p/>
+        <w:t xml:space="preserve"> 100 g 2,1 mg</w:t>
+      </w:r>
+    </w:p>
     <w:sectPr>
       <w:pgSz w:w="11906" w:h="16838"/>
       <w:pgMar w:top="1417" w:right="1417" w:bottom="1134" w:left="1417" w:header="708" w:footer="708" w:gutter="0"/>
